--- a/TOME - Helpdesk Operations/Books/Governance/Forms/frm-001-service-transition-review-str.docx
+++ b/TOME - Helpdesk Operations/Books/Governance/Forms/frm-001-service-transition-review-str.docx
@@ -91,1194 +91,6 @@
     <w:p/>
     <w:p>
       <w:pPr>
-        <w:rPr>
-          <w:color w:val="156082" w:themeColor="accent1"/>
-          <w:sz w:val="32"/>
-          <w:szCs w:val="32"/>
-        </w:rPr>
-      </w:pPr>
-      <w:r>
-        <w:rPr>
-          <w:color w:val="156082" w:themeColor="accent1"/>
-          <w:sz w:val="32"/>
-          <w:szCs w:val="32"/>
-        </w:rPr>
-        <w:t>Document Properties</w:t>
-      </w:r>
-    </w:p>
-    <w:tbl>
-      <w:tblPr>
-        <w:tblStyle w:val="6DG"/>
-        <w:tblW w:w="9639" w:type="dxa"/>
-        <w:tblInd w:w="28" w:type="dxa"/>
-        <w:tblBorders>
-          <w:top w:val="single" w:sz="4" w:space="0" w:color="BFBFBF" w:themeColor="background1" w:themeShade="BF"/>
-          <w:left w:val="single" w:sz="4" w:space="0" w:color="BFBFBF" w:themeColor="background1" w:themeShade="BF"/>
-          <w:bottom w:val="single" w:sz="4" w:space="0" w:color="BFBFBF" w:themeColor="background1" w:themeShade="BF"/>
-          <w:right w:val="single" w:sz="4" w:space="0" w:color="BFBFBF" w:themeColor="background1" w:themeShade="BF"/>
-          <w:insideH w:val="single" w:sz="4" w:space="0" w:color="BFBFBF" w:themeColor="background1" w:themeShade="BF"/>
-          <w:insideV w:val="single" w:sz="4" w:space="0" w:color="BFBFBF" w:themeColor="background1" w:themeShade="BF"/>
-        </w:tblBorders>
-        <w:tblLook w:val="0620" w:firstRow="1" w:lastRow="0" w:firstColumn="0" w:lastColumn="0" w:noHBand="1" w:noVBand="1"/>
-      </w:tblPr>
-      <w:tblGrid>
-        <w:gridCol w:w="2410"/>
-        <w:gridCol w:w="7229"/>
-      </w:tblGrid>
-      <w:tr>
-        <w:trPr>
-          <w:cnfStyle w:val="100000000000" w:firstRow="1" w:lastRow="0" w:firstColumn="0" w:lastColumn="0" w:oddVBand="0" w:evenVBand="0" w:oddHBand="0" w:evenHBand="0" w:firstRowFirstColumn="0" w:firstRowLastColumn="0" w:lastRowFirstColumn="0" w:lastRowLastColumn="0"/>
-        </w:trPr>
-        <w:tc>
-          <w:tcPr>
-            <w:tcW w:w="2410" w:type="dxa"/>
-            <w:tcBorders>
-              <w:right w:val="none" w:sz="0" w:space="0" w:color="auto"/>
-            </w:tcBorders>
-            <w:shd w:val="clear" w:color="auto" w:fill="F2F2F2" w:themeFill="background1" w:themeFillShade="F2"/>
-          </w:tcPr>
-          <w:p>
-            <w:pPr>
-              <w:pStyle w:val="TableHeader"/>
-              <w:spacing w:before="0" w:after="0"/>
-              <w:jc w:val="left"/>
-              <w:rPr>
-                <w:rFonts w:ascii="Outfit" w:hAnsi="Outfit"/>
-                <w:b/>
-                <w:bCs/>
-                <w:color w:val="auto"/>
-              </w:rPr>
-            </w:pPr>
-            <w:r>
-              <w:rPr>
-                <w:rFonts w:ascii="Outfit" w:hAnsi="Outfit"/>
-                <w:b/>
-                <w:bCs/>
-                <w:color w:val="auto"/>
-              </w:rPr>
-              <w:t>Document Property</w:t>
-            </w:r>
-          </w:p>
-        </w:tc>
-        <w:tc>
-          <w:tcPr>
-            <w:tcW w:w="7229" w:type="dxa"/>
-            <w:tcBorders>
-              <w:left w:val="none" w:sz="0" w:space="0" w:color="auto"/>
-            </w:tcBorders>
-            <w:shd w:val="clear" w:color="auto" w:fill="F2F2F2" w:themeFill="background1" w:themeFillShade="F2"/>
-          </w:tcPr>
-          <w:p>
-            <w:pPr>
-              <w:pStyle w:val="TableHeader"/>
-              <w:spacing w:before="0" w:after="0"/>
-              <w:jc w:val="left"/>
-              <w:rPr>
-                <w:rFonts w:ascii="Outfit" w:hAnsi="Outfit"/>
-                <w:b/>
-                <w:bCs/>
-                <w:color w:val="auto"/>
-              </w:rPr>
-            </w:pPr>
-            <w:r>
-              <w:rPr>
-                <w:rFonts w:ascii="Outfit" w:hAnsi="Outfit"/>
-                <w:b/>
-                <w:bCs/>
-                <w:color w:val="auto"/>
-              </w:rPr>
-              <w:t>Details</w:t>
-            </w:r>
-          </w:p>
-        </w:tc>
-      </w:tr>
-      <w:tr>
-        <w:tc>
-          <w:tcPr>
-            <w:tcW w:w="2410" w:type="dxa"/>
-          </w:tcPr>
-          <w:p>
-            <w:pPr>
-              <w:pStyle w:val="TableText"/>
-              <w:spacing w:before="0" w:after="0"/>
-              <w:rPr>
-                <w:rFonts w:ascii="Outfit" w:hAnsi="Outfit"/>
-                <w:sz w:val="18"/>
-                <w:szCs w:val="18"/>
-              </w:rPr>
-            </w:pPr>
-          </w:p>
-        </w:tc>
-        <w:tc>
-          <w:tcPr>
-            <w:tcW w:w="7229" w:type="dxa"/>
-          </w:tcPr>
-          <w:p>
-            <w:pPr>
-              <w:pStyle w:val="TableText"/>
-              <w:spacing w:before="0" w:after="0"/>
-              <w:rPr>
-                <w:rFonts w:ascii="Outfit" w:hAnsi="Outfit"/>
-                <w:sz w:val="18"/>
-                <w:szCs w:val="18"/>
-              </w:rPr>
-            </w:pPr>
-          </w:p>
-        </w:tc>
-      </w:tr>
-      <w:tr>
-        <w:tc>
-          <w:tcPr>
-            <w:tcW w:w="2410" w:type="dxa"/>
-          </w:tcPr>
-          <w:p>
-            <w:pPr>
-              <w:pStyle w:val="TableText"/>
-              <w:spacing w:before="0" w:after="0"/>
-              <w:rPr>
-                <w:rFonts w:ascii="Outfit" w:hAnsi="Outfit"/>
-                <w:sz w:val="18"/>
-                <w:szCs w:val="18"/>
-              </w:rPr>
-            </w:pPr>
-          </w:p>
-        </w:tc>
-        <w:tc>
-          <w:tcPr>
-            <w:tcW w:w="7229" w:type="dxa"/>
-          </w:tcPr>
-          <w:p>
-            <w:pPr>
-              <w:pStyle w:val="TableText"/>
-              <w:spacing w:before="0" w:after="0"/>
-              <w:rPr>
-                <w:rFonts w:ascii="Outfit" w:hAnsi="Outfit"/>
-                <w:sz w:val="18"/>
-                <w:szCs w:val="18"/>
-              </w:rPr>
-            </w:pPr>
-          </w:p>
-        </w:tc>
-      </w:tr>
-    </w:tbl>
-    <w:p>
-      <w:pPr>
-        <w:rPr>
-          <w:color w:val="0066FF"/>
-          <w:sz w:val="32"/>
-          <w:szCs w:val="32"/>
-        </w:rPr>
-      </w:pPr>
-    </w:p>
-    <w:p>
-      <w:pPr>
-        <w:rPr>
-          <w:color w:val="156082" w:themeColor="accent1"/>
-          <w:sz w:val="32"/>
-          <w:szCs w:val="32"/>
-        </w:rPr>
-      </w:pPr>
-      <w:r>
-        <w:rPr>
-          <w:color w:val="156082" w:themeColor="accent1"/>
-          <w:sz w:val="32"/>
-          <w:szCs w:val="32"/>
-        </w:rPr>
-        <w:t>Revision History</w:t>
-      </w:r>
-    </w:p>
-    <w:tbl>
-      <w:tblPr>
-        <w:tblStyle w:val="6DG"/>
-        <w:tblW w:w="9633" w:type="dxa"/>
-        <w:tblInd w:w="28" w:type="dxa"/>
-        <w:tblBorders>
-          <w:top w:val="single" w:sz="4" w:space="0" w:color="BFBFBF" w:themeColor="background1" w:themeShade="BF"/>
-          <w:left w:val="single" w:sz="4" w:space="0" w:color="BFBFBF" w:themeColor="background1" w:themeShade="BF"/>
-          <w:bottom w:val="single" w:sz="4" w:space="0" w:color="BFBFBF" w:themeColor="background1" w:themeShade="BF"/>
-          <w:right w:val="single" w:sz="4" w:space="0" w:color="BFBFBF" w:themeColor="background1" w:themeShade="BF"/>
-          <w:insideH w:val="single" w:sz="4" w:space="0" w:color="BFBFBF" w:themeColor="background1" w:themeShade="BF"/>
-          <w:insideV w:val="single" w:sz="4" w:space="0" w:color="BFBFBF" w:themeColor="background1" w:themeShade="BF"/>
-        </w:tblBorders>
-        <w:tblLook w:val="0620" w:firstRow="1" w:lastRow="0" w:firstColumn="0" w:lastColumn="0" w:noHBand="1" w:noVBand="1"/>
-      </w:tblPr>
-      <w:tblGrid>
-        <w:gridCol w:w="1335"/>
-        <w:gridCol w:w="3620"/>
-        <w:gridCol w:w="1626"/>
-        <w:gridCol w:w="1259"/>
-        <w:gridCol w:w="1793"/>
-      </w:tblGrid>
-      <w:tr>
-        <w:trPr>
-          <w:cnfStyle w:val="100000000000" w:firstRow="1" w:lastRow="0" w:firstColumn="0" w:lastColumn="0" w:oddVBand="0" w:evenVBand="0" w:oddHBand="0" w:evenHBand="0" w:firstRowFirstColumn="0" w:firstRowLastColumn="0" w:lastRowFirstColumn="0" w:lastRowLastColumn="0"/>
-          <w:trHeight w:val="261"/>
-        </w:trPr>
-        <w:tc>
-          <w:tcPr>
-            <w:tcW w:w="1335" w:type="dxa"/>
-            <w:shd w:val="clear" w:color="auto" w:fill="F2F2F2" w:themeFill="background1" w:themeFillShade="F2"/>
-          </w:tcPr>
-          <w:p>
-            <w:pPr>
-              <w:pStyle w:val="TableHeader"/>
-              <w:spacing w:before="0" w:after="0"/>
-              <w:rPr>
-                <w:rFonts w:ascii="Outfit" w:hAnsi="Outfit"/>
-                <w:b/>
-                <w:bCs/>
-                <w:color w:val="auto"/>
-              </w:rPr>
-            </w:pPr>
-            <w:r>
-              <w:rPr>
-                <w:rFonts w:ascii="Outfit" w:hAnsi="Outfit"/>
-                <w:b/>
-                <w:bCs/>
-                <w:color w:val="auto"/>
-              </w:rPr>
-              <w:t>Version</w:t>
-            </w:r>
-          </w:p>
-        </w:tc>
-        <w:tc>
-          <w:tcPr>
-            <w:tcW w:w="3620" w:type="dxa"/>
-            <w:shd w:val="clear" w:color="auto" w:fill="F2F2F2" w:themeFill="background1" w:themeFillShade="F2"/>
-          </w:tcPr>
-          <w:p>
-            <w:pPr>
-              <w:pStyle w:val="TableHeader"/>
-              <w:spacing w:before="0" w:after="0"/>
-              <w:jc w:val="left"/>
-              <w:rPr>
-                <w:rFonts w:ascii="Outfit" w:hAnsi="Outfit"/>
-                <w:b/>
-                <w:bCs/>
-                <w:color w:val="auto"/>
-              </w:rPr>
-            </w:pPr>
-            <w:r>
-              <w:rPr>
-                <w:rFonts w:ascii="Outfit" w:hAnsi="Outfit"/>
-                <w:b/>
-                <w:bCs/>
-                <w:color w:val="auto"/>
-              </w:rPr>
-              <w:t>Change Description</w:t>
-            </w:r>
-          </w:p>
-        </w:tc>
-        <w:tc>
-          <w:tcPr>
-            <w:tcW w:w="1626" w:type="dxa"/>
-            <w:shd w:val="clear" w:color="auto" w:fill="F2F2F2" w:themeFill="background1" w:themeFillShade="F2"/>
-          </w:tcPr>
-          <w:p>
-            <w:pPr>
-              <w:pStyle w:val="TableHeader"/>
-              <w:spacing w:before="0" w:after="0"/>
-              <w:jc w:val="left"/>
-              <w:rPr>
-                <w:rFonts w:ascii="Outfit" w:hAnsi="Outfit"/>
-                <w:b/>
-                <w:bCs/>
-                <w:color w:val="auto"/>
-              </w:rPr>
-            </w:pPr>
-            <w:r>
-              <w:rPr>
-                <w:rFonts w:ascii="Outfit" w:hAnsi="Outfit"/>
-                <w:b/>
-                <w:bCs/>
-                <w:color w:val="auto"/>
-              </w:rPr>
-              <w:t>Author</w:t>
-            </w:r>
-          </w:p>
-        </w:tc>
-        <w:tc>
-          <w:tcPr>
-            <w:tcW w:w="1259" w:type="dxa"/>
-            <w:shd w:val="clear" w:color="auto" w:fill="F2F2F2" w:themeFill="background1" w:themeFillShade="F2"/>
-          </w:tcPr>
-          <w:p>
-            <w:pPr>
-              <w:pStyle w:val="TableHeader"/>
-              <w:spacing w:before="0" w:after="0"/>
-              <w:rPr>
-                <w:rFonts w:ascii="Outfit" w:hAnsi="Outfit"/>
-                <w:bCs/>
-              </w:rPr>
-            </w:pPr>
-            <w:r>
-              <w:rPr>
-                <w:rFonts w:ascii="Outfit" w:hAnsi="Outfit"/>
-                <w:b/>
-                <w:bCs/>
-                <w:color w:val="auto"/>
-              </w:rPr>
-              <w:t>Date</w:t>
-            </w:r>
-          </w:p>
-        </w:tc>
-        <w:tc>
-          <w:tcPr>
-            <w:tcW w:w="1793" w:type="dxa"/>
-            <w:shd w:val="clear" w:color="auto" w:fill="F2F2F2" w:themeFill="background1" w:themeFillShade="F2"/>
-          </w:tcPr>
-          <w:p>
-            <w:pPr>
-              <w:pStyle w:val="TableHeader"/>
-              <w:spacing w:before="0" w:after="0"/>
-              <w:rPr>
-                <w:rFonts w:ascii="Outfit" w:hAnsi="Outfit"/>
-                <w:b/>
-                <w:bCs/>
-                <w:color w:val="auto"/>
-              </w:rPr>
-            </w:pPr>
-            <w:r>
-              <w:rPr>
-                <w:rFonts w:ascii="Outfit" w:hAnsi="Outfit"/>
-                <w:b/>
-                <w:bCs/>
-                <w:color w:val="auto"/>
-              </w:rPr>
-              <w:t>Next Review</w:t>
-            </w:r>
-          </w:p>
-        </w:tc>
-      </w:tr>
-      <w:tr>
-        <w:trPr>
-          <w:trHeight w:val="236"/>
-        </w:trPr>
-        <w:tc>
-          <w:tcPr>
-            <w:tcW w:w="1335" w:type="dxa"/>
-          </w:tcPr>
-          <w:p>
-            <w:pPr>
-              <w:pStyle w:val="TableText"/>
-              <w:spacing w:before="0" w:after="0"/>
-              <w:jc w:val="center"/>
-              <w:rPr>
-                <w:rFonts w:ascii="Outfit" w:hAnsi="Outfit"/>
-                <w:b/>
-                <w:bCs/>
-                <w:sz w:val="18"/>
-                <w:szCs w:val="18"/>
-              </w:rPr>
-            </w:pPr>
-          </w:p>
-        </w:tc>
-        <w:tc>
-          <w:tcPr>
-            <w:tcW w:w="3620" w:type="dxa"/>
-          </w:tcPr>
-          <w:p>
-            <w:pPr>
-              <w:pStyle w:val="TableText"/>
-              <w:spacing w:before="0" w:after="0"/>
-              <w:rPr>
-                <w:rFonts w:ascii="Outfit" w:hAnsi="Outfit"/>
-                <w:sz w:val="18"/>
-                <w:szCs w:val="18"/>
-              </w:rPr>
-            </w:pPr>
-          </w:p>
-        </w:tc>
-        <w:tc>
-          <w:tcPr>
-            <w:tcW w:w="1626" w:type="dxa"/>
-          </w:tcPr>
-          <w:p>
-            <w:pPr>
-              <w:pStyle w:val="TableText"/>
-              <w:spacing w:before="0" w:after="0"/>
-              <w:rPr>
-                <w:rFonts w:ascii="Outfit" w:hAnsi="Outfit"/>
-                <w:sz w:val="18"/>
-                <w:szCs w:val="18"/>
-              </w:rPr>
-            </w:pPr>
-          </w:p>
-        </w:tc>
-        <w:tc>
-          <w:tcPr>
-            <w:tcW w:w="1259" w:type="dxa"/>
-          </w:tcPr>
-          <w:p>
-            <w:pPr>
-              <w:pStyle w:val="TableText"/>
-              <w:spacing w:before="0" w:after="0"/>
-              <w:jc w:val="center"/>
-              <w:rPr>
-                <w:rFonts w:ascii="Outfit" w:hAnsi="Outfit"/>
-                <w:sz w:val="18"/>
-                <w:szCs w:val="18"/>
-              </w:rPr>
-            </w:pPr>
-          </w:p>
-        </w:tc>
-        <w:tc>
-          <w:tcPr>
-            <w:tcW w:w="1793" w:type="dxa"/>
-          </w:tcPr>
-          <w:p>
-            <w:pPr>
-              <w:pStyle w:val="TableText"/>
-              <w:spacing w:before="0" w:after="0"/>
-              <w:jc w:val="center"/>
-              <w:rPr>
-                <w:rFonts w:ascii="Outfit" w:hAnsi="Outfit"/>
-                <w:sz w:val="18"/>
-                <w:szCs w:val="18"/>
-              </w:rPr>
-            </w:pPr>
-          </w:p>
-        </w:tc>
-      </w:tr>
-      <w:tr>
-        <w:trPr>
-          <w:trHeight w:val="236"/>
-        </w:trPr>
-        <w:tc>
-          <w:tcPr>
-            <w:tcW w:w="1335" w:type="dxa"/>
-          </w:tcPr>
-          <w:p>
-            <w:pPr>
-              <w:pStyle w:val="TableText"/>
-              <w:spacing w:before="0" w:after="0"/>
-              <w:jc w:val="center"/>
-              <w:rPr>
-                <w:rFonts w:ascii="Outfit" w:hAnsi="Outfit"/>
-                <w:sz w:val="18"/>
-                <w:szCs w:val="18"/>
-              </w:rPr>
-            </w:pPr>
-          </w:p>
-        </w:tc>
-        <w:tc>
-          <w:tcPr>
-            <w:tcW w:w="3620" w:type="dxa"/>
-          </w:tcPr>
-          <w:p>
-            <w:pPr>
-              <w:pStyle w:val="TableText"/>
-              <w:spacing w:before="0" w:after="0"/>
-              <w:rPr>
-                <w:rFonts w:ascii="Outfit" w:hAnsi="Outfit"/>
-                <w:sz w:val="18"/>
-                <w:szCs w:val="18"/>
-              </w:rPr>
-            </w:pPr>
-          </w:p>
-        </w:tc>
-        <w:tc>
-          <w:tcPr>
-            <w:tcW w:w="1626" w:type="dxa"/>
-          </w:tcPr>
-          <w:p>
-            <w:pPr>
-              <w:pStyle w:val="TableText"/>
-              <w:spacing w:before="0" w:after="0"/>
-              <w:rPr>
-                <w:rFonts w:ascii="Outfit" w:hAnsi="Outfit"/>
-                <w:sz w:val="18"/>
-                <w:szCs w:val="18"/>
-              </w:rPr>
-            </w:pPr>
-          </w:p>
-        </w:tc>
-        <w:tc>
-          <w:tcPr>
-            <w:tcW w:w="1259" w:type="dxa"/>
-          </w:tcPr>
-          <w:p>
-            <w:pPr>
-              <w:pStyle w:val="TableText"/>
-              <w:spacing w:before="0" w:after="0"/>
-              <w:jc w:val="center"/>
-              <w:rPr>
-                <w:rFonts w:ascii="Outfit" w:hAnsi="Outfit"/>
-                <w:sz w:val="18"/>
-                <w:szCs w:val="18"/>
-              </w:rPr>
-            </w:pPr>
-          </w:p>
-        </w:tc>
-        <w:tc>
-          <w:tcPr>
-            <w:tcW w:w="1793" w:type="dxa"/>
-          </w:tcPr>
-          <w:p>
-            <w:pPr>
-              <w:pStyle w:val="TableText"/>
-              <w:spacing w:before="0" w:after="0"/>
-              <w:ind w:right="-84"/>
-              <w:jc w:val="center"/>
-              <w:rPr>
-                <w:rFonts w:ascii="Outfit" w:hAnsi="Outfit"/>
-                <w:sz w:val="18"/>
-                <w:szCs w:val="18"/>
-              </w:rPr>
-            </w:pPr>
-          </w:p>
-        </w:tc>
-      </w:tr>
-    </w:tbl>
-    <w:p>
-      <w:pPr>
-        <w:ind w:right="-1"/>
-        <w:rPr>
-          <w:color w:val="156082" w:themeColor="accent1"/>
-          <w:sz w:val="32"/>
-          <w:szCs w:val="32"/>
-        </w:rPr>
-      </w:pPr>
-    </w:p>
-    <w:p>
-      <w:pPr>
-        <w:rPr>
-          <w:color w:val="156082" w:themeColor="accent1"/>
-          <w:sz w:val="32"/>
-          <w:szCs w:val="32"/>
-        </w:rPr>
-      </w:pPr>
-      <w:r>
-        <w:rPr>
-          <w:color w:val="156082" w:themeColor="accent1"/>
-          <w:sz w:val="32"/>
-          <w:szCs w:val="32"/>
-        </w:rPr>
-        <w:t>Executive Sponsors</w:t>
-      </w:r>
-    </w:p>
-    <w:tbl>
-      <w:tblPr>
-        <w:tblStyle w:val="6DG"/>
-        <w:tblW w:w="9606" w:type="dxa"/>
-        <w:tblInd w:w="28" w:type="dxa"/>
-        <w:tblBorders>
-          <w:top w:val="single" w:sz="4" w:space="0" w:color="BFBFBF" w:themeColor="background1" w:themeShade="BF"/>
-          <w:left w:val="single" w:sz="4" w:space="0" w:color="BFBFBF" w:themeColor="background1" w:themeShade="BF"/>
-          <w:bottom w:val="single" w:sz="4" w:space="0" w:color="BFBFBF" w:themeColor="background1" w:themeShade="BF"/>
-          <w:right w:val="single" w:sz="4" w:space="0" w:color="BFBFBF" w:themeColor="background1" w:themeShade="BF"/>
-          <w:insideH w:val="single" w:sz="4" w:space="0" w:color="BFBFBF" w:themeColor="background1" w:themeShade="BF"/>
-          <w:insideV w:val="single" w:sz="4" w:space="0" w:color="BFBFBF" w:themeColor="background1" w:themeShade="BF"/>
-        </w:tblBorders>
-        <w:tblLook w:val="0620" w:firstRow="1" w:lastRow="0" w:firstColumn="0" w:lastColumn="0" w:noHBand="1" w:noVBand="1"/>
-      </w:tblPr>
-      <w:tblGrid>
-        <w:gridCol w:w="2205"/>
-        <w:gridCol w:w="3720"/>
-        <w:gridCol w:w="3681"/>
-      </w:tblGrid>
-      <w:tr>
-        <w:trPr>
-          <w:cnfStyle w:val="100000000000" w:firstRow="1" w:lastRow="0" w:firstColumn="0" w:lastColumn="0" w:oddVBand="0" w:evenVBand="0" w:oddHBand="0" w:evenHBand="0" w:firstRowFirstColumn="0" w:firstRowLastColumn="0" w:lastRowFirstColumn="0" w:lastRowLastColumn="0"/>
-          <w:trHeight w:val="300"/>
-        </w:trPr>
-        <w:tc>
-          <w:tcPr>
-            <w:tcW w:w="2205" w:type="dxa"/>
-            <w:tcBorders>
-              <w:right w:val="none" w:sz="0" w:space="0" w:color="auto"/>
-            </w:tcBorders>
-            <w:shd w:val="clear" w:color="auto" w:fill="F2F2F2" w:themeFill="background1" w:themeFillShade="F2"/>
-          </w:tcPr>
-          <w:p>
-            <w:pPr>
-              <w:pStyle w:val="TableHeader"/>
-              <w:spacing w:before="0" w:after="0"/>
-              <w:jc w:val="left"/>
-              <w:rPr>
-                <w:rFonts w:ascii="Outfit" w:hAnsi="Outfit"/>
-                <w:b/>
-                <w:bCs/>
-                <w:color w:val="auto"/>
-              </w:rPr>
-            </w:pPr>
-            <w:r>
-              <w:rPr>
-                <w:rFonts w:ascii="Outfit" w:hAnsi="Outfit"/>
-                <w:b/>
-                <w:bCs/>
-                <w:color w:val="auto"/>
-              </w:rPr>
-              <w:t>Name</w:t>
-            </w:r>
-          </w:p>
-        </w:tc>
-        <w:tc>
-          <w:tcPr>
-            <w:tcW w:w="3720" w:type="dxa"/>
-            <w:tcBorders>
-              <w:left w:val="none" w:sz="0" w:space="0" w:color="auto"/>
-              <w:right w:val="none" w:sz="0" w:space="0" w:color="auto"/>
-            </w:tcBorders>
-            <w:shd w:val="clear" w:color="auto" w:fill="F2F2F2" w:themeFill="background1" w:themeFillShade="F2"/>
-          </w:tcPr>
-          <w:p>
-            <w:pPr>
-              <w:pStyle w:val="TableHeader"/>
-              <w:spacing w:before="0" w:after="0"/>
-              <w:jc w:val="left"/>
-              <w:rPr>
-                <w:rFonts w:ascii="Outfit" w:hAnsi="Outfit"/>
-                <w:b/>
-                <w:bCs/>
-                <w:color w:val="auto"/>
-              </w:rPr>
-            </w:pPr>
-            <w:r>
-              <w:rPr>
-                <w:rFonts w:ascii="Outfit" w:hAnsi="Outfit"/>
-                <w:b/>
-                <w:bCs/>
-                <w:color w:val="auto"/>
-              </w:rPr>
-              <w:t>Title</w:t>
-            </w:r>
-          </w:p>
-        </w:tc>
-        <w:tc>
-          <w:tcPr>
-            <w:tcW w:w="3681" w:type="dxa"/>
-            <w:tcBorders>
-              <w:left w:val="none" w:sz="0" w:space="0" w:color="auto"/>
-            </w:tcBorders>
-            <w:shd w:val="clear" w:color="auto" w:fill="F2F2F2" w:themeFill="background1" w:themeFillShade="F2"/>
-          </w:tcPr>
-          <w:p>
-            <w:pPr>
-              <w:pStyle w:val="TableHeader"/>
-              <w:spacing w:before="0" w:after="0"/>
-              <w:jc w:val="left"/>
-              <w:rPr>
-                <w:rFonts w:ascii="Outfit" w:hAnsi="Outfit"/>
-                <w:b/>
-                <w:bCs/>
-                <w:color w:val="auto"/>
-              </w:rPr>
-            </w:pPr>
-            <w:r>
-              <w:rPr>
-                <w:rFonts w:ascii="Outfit" w:hAnsi="Outfit"/>
-                <w:b/>
-                <w:bCs/>
-                <w:color w:val="auto"/>
-              </w:rPr>
-              <w:t>Business Unit</w:t>
-            </w:r>
-          </w:p>
-        </w:tc>
-      </w:tr>
-      <w:tr>
-        <w:trPr>
-          <w:trHeight w:val="300"/>
-        </w:trPr>
-        <w:tc>
-          <w:tcPr>
-            <w:tcW w:w="2205" w:type="dxa"/>
-          </w:tcPr>
-          <w:p>
-            <w:pPr>
-              <w:pStyle w:val="TableText"/>
-              <w:spacing w:before="0" w:after="0"/>
-              <w:rPr>
-                <w:rFonts w:ascii="Outfit" w:hAnsi="Outfit"/>
-                <w:sz w:val="18"/>
-                <w:szCs w:val="18"/>
-              </w:rPr>
-            </w:pPr>
-          </w:p>
-        </w:tc>
-        <w:tc>
-          <w:tcPr>
-            <w:tcW w:w="3720" w:type="dxa"/>
-          </w:tcPr>
-          <w:p>
-            <w:pPr>
-              <w:pStyle w:val="TableText"/>
-              <w:spacing w:before="0" w:after="0"/>
-              <w:rPr>
-                <w:rFonts w:ascii="Outfit" w:hAnsi="Outfit"/>
-                <w:sz w:val="18"/>
-                <w:szCs w:val="18"/>
-              </w:rPr>
-            </w:pPr>
-          </w:p>
-        </w:tc>
-        <w:tc>
-          <w:tcPr>
-            <w:tcW w:w="3681" w:type="dxa"/>
-          </w:tcPr>
-          <w:p>
-            <w:pPr>
-              <w:pStyle w:val="TableText"/>
-              <w:spacing w:before="0" w:after="0"/>
-              <w:rPr>
-                <w:rFonts w:ascii="Outfit" w:hAnsi="Outfit"/>
-                <w:sz w:val="18"/>
-                <w:szCs w:val="18"/>
-              </w:rPr>
-            </w:pPr>
-          </w:p>
-        </w:tc>
-      </w:tr>
-      <w:tr>
-        <w:trPr>
-          <w:trHeight w:val="300"/>
-        </w:trPr>
-        <w:tc>
-          <w:tcPr>
-            <w:tcW w:w="2205" w:type="dxa"/>
-          </w:tcPr>
-          <w:p>
-            <w:pPr>
-              <w:pStyle w:val="TableText"/>
-              <w:spacing w:before="0" w:after="0"/>
-              <w:rPr>
-                <w:rFonts w:ascii="Outfit" w:hAnsi="Outfit"/>
-                <w:sz w:val="18"/>
-                <w:szCs w:val="18"/>
-              </w:rPr>
-            </w:pPr>
-          </w:p>
-        </w:tc>
-        <w:tc>
-          <w:tcPr>
-            <w:tcW w:w="3720" w:type="dxa"/>
-          </w:tcPr>
-          <w:p>
-            <w:pPr>
-              <w:pStyle w:val="TableText"/>
-              <w:spacing w:before="0" w:after="0"/>
-              <w:rPr>
-                <w:rFonts w:ascii="Outfit" w:hAnsi="Outfit"/>
-                <w:sz w:val="18"/>
-                <w:szCs w:val="18"/>
-              </w:rPr>
-            </w:pPr>
-          </w:p>
-        </w:tc>
-        <w:tc>
-          <w:tcPr>
-            <w:tcW w:w="3681" w:type="dxa"/>
-          </w:tcPr>
-          <w:p>
-            <w:pPr>
-              <w:pStyle w:val="TableText"/>
-              <w:spacing w:before="0" w:after="0"/>
-              <w:rPr>
-                <w:rFonts w:ascii="Outfit" w:hAnsi="Outfit"/>
-                <w:sz w:val="18"/>
-                <w:szCs w:val="18"/>
-              </w:rPr>
-            </w:pPr>
-          </w:p>
-        </w:tc>
-      </w:tr>
-    </w:tbl>
-    <w:p>
-      <w:pPr>
-        <w:rPr>
-          <w:color w:val="E97132" w:themeColor="accent2"/>
-          <w:sz w:val="32"/>
-          <w:szCs w:val="32"/>
-        </w:rPr>
-      </w:pPr>
-    </w:p>
-    <w:p>
-      <w:pPr>
-        <w:rPr>
-          <w:color w:val="156082" w:themeColor="accent1"/>
-          <w:sz w:val="32"/>
-          <w:szCs w:val="32"/>
-        </w:rPr>
-      </w:pPr>
-      <w:r>
-        <w:rPr>
-          <w:color w:val="156082" w:themeColor="accent1"/>
-          <w:sz w:val="32"/>
-          <w:szCs w:val="32"/>
-        </w:rPr>
-        <w:t>Stakeholder / Distribution List</w:t>
-      </w:r>
-    </w:p>
-    <w:tbl>
-      <w:tblPr>
-        <w:tblStyle w:val="6DG"/>
-        <w:tblW w:w="9634" w:type="dxa"/>
-        <w:tblInd w:w="28" w:type="dxa"/>
-        <w:tblBorders>
-          <w:top w:val="single" w:sz="4" w:space="0" w:color="BFBFBF" w:themeColor="background1" w:themeShade="BF"/>
-          <w:left w:val="single" w:sz="4" w:space="0" w:color="BFBFBF" w:themeColor="background1" w:themeShade="BF"/>
-          <w:bottom w:val="single" w:sz="4" w:space="0" w:color="BFBFBF" w:themeColor="background1" w:themeShade="BF"/>
-          <w:right w:val="single" w:sz="4" w:space="0" w:color="BFBFBF" w:themeColor="background1" w:themeShade="BF"/>
-          <w:insideH w:val="single" w:sz="4" w:space="0" w:color="BFBFBF" w:themeColor="background1" w:themeShade="BF"/>
-          <w:insideV w:val="single" w:sz="4" w:space="0" w:color="BFBFBF" w:themeColor="background1" w:themeShade="BF"/>
-        </w:tblBorders>
-        <w:tblLook w:val="0620" w:firstRow="1" w:lastRow="0" w:firstColumn="0" w:lastColumn="0" w:noHBand="1" w:noVBand="1"/>
-      </w:tblPr>
-      <w:tblGrid>
-        <w:gridCol w:w="1838"/>
-        <w:gridCol w:w="3516"/>
-        <w:gridCol w:w="2948"/>
-        <w:gridCol w:w="1332"/>
-      </w:tblGrid>
-      <w:tr>
-        <w:trPr>
-          <w:cnfStyle w:val="100000000000" w:firstRow="1" w:lastRow="0" w:firstColumn="0" w:lastColumn="0" w:oddVBand="0" w:evenVBand="0" w:oddHBand="0" w:evenHBand="0" w:firstRowFirstColumn="0" w:firstRowLastColumn="0" w:lastRowFirstColumn="0" w:lastRowLastColumn="0"/>
-          <w:trHeight w:val="287"/>
-        </w:trPr>
-        <w:tc>
-          <w:tcPr>
-            <w:tcW w:w="1838" w:type="dxa"/>
-            <w:tcBorders>
-              <w:right w:val="single" w:sz="4" w:space="0" w:color="BFBFBF" w:themeColor="background1" w:themeShade="BF"/>
-            </w:tcBorders>
-            <w:shd w:val="clear" w:color="auto" w:fill="F2F2F2" w:themeFill="background1" w:themeFillShade="F2"/>
-          </w:tcPr>
-          <w:p>
-            <w:pPr>
-              <w:pStyle w:val="TableHeader"/>
-              <w:spacing w:before="0" w:after="0"/>
-              <w:jc w:val="left"/>
-              <w:rPr>
-                <w:rFonts w:ascii="Outfit" w:hAnsi="Outfit"/>
-                <w:b/>
-                <w:color w:val="auto"/>
-              </w:rPr>
-            </w:pPr>
-            <w:r>
-              <w:rPr>
-                <w:rFonts w:ascii="Outfit" w:hAnsi="Outfit"/>
-                <w:b/>
-                <w:color w:val="auto"/>
-              </w:rPr>
-              <w:t>Name</w:t>
-            </w:r>
-          </w:p>
-        </w:tc>
-        <w:tc>
-          <w:tcPr>
-            <w:tcW w:w="3516" w:type="dxa"/>
-            <w:tcBorders>
-              <w:left w:val="single" w:sz="4" w:space="0" w:color="BFBFBF" w:themeColor="background1" w:themeShade="BF"/>
-              <w:right w:val="single" w:sz="4" w:space="0" w:color="BFBFBF" w:themeColor="background1" w:themeShade="BF"/>
-            </w:tcBorders>
-            <w:shd w:val="clear" w:color="auto" w:fill="F2F2F2" w:themeFill="background1" w:themeFillShade="F2"/>
-          </w:tcPr>
-          <w:p>
-            <w:pPr>
-              <w:pStyle w:val="TableHeader"/>
-              <w:spacing w:before="0" w:after="0"/>
-              <w:jc w:val="left"/>
-              <w:rPr>
-                <w:rFonts w:ascii="Outfit" w:hAnsi="Outfit"/>
-                <w:b/>
-                <w:color w:val="auto"/>
-              </w:rPr>
-            </w:pPr>
-            <w:r>
-              <w:rPr>
-                <w:rFonts w:ascii="Outfit" w:hAnsi="Outfit"/>
-                <w:b/>
-                <w:color w:val="auto"/>
-              </w:rPr>
-              <w:t>Title</w:t>
-            </w:r>
-          </w:p>
-        </w:tc>
-        <w:tc>
-          <w:tcPr>
-            <w:tcW w:w="2948" w:type="dxa"/>
-            <w:tcBorders>
-              <w:left w:val="single" w:sz="4" w:space="0" w:color="BFBFBF" w:themeColor="background1" w:themeShade="BF"/>
-              <w:right w:val="single" w:sz="4" w:space="0" w:color="BFBFBF" w:themeColor="background1" w:themeShade="BF"/>
-            </w:tcBorders>
-            <w:shd w:val="clear" w:color="auto" w:fill="F2F2F2" w:themeFill="background1" w:themeFillShade="F2"/>
-          </w:tcPr>
-          <w:p>
-            <w:pPr>
-              <w:pStyle w:val="TableHeader"/>
-              <w:spacing w:before="0" w:after="0"/>
-              <w:jc w:val="left"/>
-              <w:rPr>
-                <w:rFonts w:ascii="Outfit" w:hAnsi="Outfit"/>
-                <w:b/>
-                <w:color w:val="auto"/>
-              </w:rPr>
-            </w:pPr>
-            <w:r>
-              <w:rPr>
-                <w:rFonts w:ascii="Outfit" w:hAnsi="Outfit"/>
-                <w:b/>
-                <w:color w:val="auto"/>
-              </w:rPr>
-              <w:t>Business Unit</w:t>
-            </w:r>
-          </w:p>
-        </w:tc>
-        <w:tc>
-          <w:tcPr>
-            <w:tcW w:w="1332" w:type="dxa"/>
-            <w:tcBorders>
-              <w:left w:val="single" w:sz="4" w:space="0" w:color="BFBFBF" w:themeColor="background1" w:themeShade="BF"/>
-            </w:tcBorders>
-            <w:shd w:val="clear" w:color="auto" w:fill="F2F2F2" w:themeFill="background1" w:themeFillShade="F2"/>
-          </w:tcPr>
-          <w:p>
-            <w:pPr>
-              <w:pStyle w:val="TableHeader"/>
-              <w:spacing w:before="0" w:after="0"/>
-              <w:rPr>
-                <w:rFonts w:ascii="Outfit" w:hAnsi="Outfit"/>
-                <w:b/>
-                <w:color w:val="auto"/>
-              </w:rPr>
-            </w:pPr>
-            <w:r>
-              <w:rPr>
-                <w:rFonts w:ascii="Outfit" w:hAnsi="Outfit"/>
-                <w:b/>
-                <w:color w:val="auto"/>
-              </w:rPr>
-              <w:t>Date</w:t>
-            </w:r>
-          </w:p>
-        </w:tc>
-      </w:tr>
-      <w:tr>
-        <w:trPr>
-          <w:trHeight w:val="145"/>
-        </w:trPr>
-        <w:tc>
-          <w:tcPr>
-            <w:tcW w:w="1838" w:type="dxa"/>
-            <w:vAlign w:val="top"/>
-          </w:tcPr>
-          <w:p>
-            <w:pPr>
-              <w:pStyle w:val="TableText"/>
-              <w:spacing w:before="0" w:after="0"/>
-              <w:rPr>
-                <w:rFonts w:ascii="Outfit" w:hAnsi="Outfit"/>
-                <w:sz w:val="18"/>
-                <w:szCs w:val="18"/>
-              </w:rPr>
-            </w:pPr>
-          </w:p>
-        </w:tc>
-        <w:tc>
-          <w:tcPr>
-            <w:tcW w:w="3516" w:type="dxa"/>
-            <w:vAlign w:val="top"/>
-          </w:tcPr>
-          <w:p>
-            <w:pPr>
-              <w:pStyle w:val="TableText"/>
-              <w:spacing w:before="0" w:after="0"/>
-              <w:rPr>
-                <w:rFonts w:ascii="Outfit" w:hAnsi="Outfit"/>
-                <w:sz w:val="18"/>
-                <w:szCs w:val="18"/>
-              </w:rPr>
-            </w:pPr>
-          </w:p>
-        </w:tc>
-        <w:tc>
-          <w:tcPr>
-            <w:tcW w:w="2948" w:type="dxa"/>
-            <w:vAlign w:val="top"/>
-          </w:tcPr>
-          <w:p>
-            <w:pPr>
-              <w:pStyle w:val="TableText"/>
-              <w:spacing w:before="0" w:after="0"/>
-              <w:rPr>
-                <w:rFonts w:ascii="Outfit" w:hAnsi="Outfit"/>
-                <w:sz w:val="18"/>
-                <w:szCs w:val="18"/>
-              </w:rPr>
-            </w:pPr>
-          </w:p>
-        </w:tc>
-        <w:tc>
-          <w:tcPr>
-            <w:tcW w:w="1332" w:type="dxa"/>
-            <w:vAlign w:val="top"/>
-          </w:tcPr>
-          <w:p>
-            <w:pPr>
-              <w:pStyle w:val="TableText"/>
-              <w:spacing w:before="0" w:after="0"/>
-              <w:jc w:val="center"/>
-              <w:rPr>
-                <w:rFonts w:ascii="Outfit" w:hAnsi="Outfit"/>
-                <w:sz w:val="18"/>
-                <w:szCs w:val="18"/>
-              </w:rPr>
-            </w:pPr>
-          </w:p>
-        </w:tc>
-      </w:tr>
-      <w:tr>
-        <w:trPr>
-          <w:trHeight w:val="190"/>
-        </w:trPr>
-        <w:tc>
-          <w:tcPr>
-            <w:tcW w:w="1838" w:type="dxa"/>
-            <w:vAlign w:val="top"/>
-          </w:tcPr>
-          <w:p>
-            <w:pPr>
-              <w:pStyle w:val="TableText"/>
-              <w:spacing w:before="0" w:after="0"/>
-              <w:rPr>
-                <w:rFonts w:ascii="Outfit" w:hAnsi="Outfit"/>
-                <w:sz w:val="18"/>
-                <w:szCs w:val="18"/>
-              </w:rPr>
-            </w:pPr>
-          </w:p>
-        </w:tc>
-        <w:tc>
-          <w:tcPr>
-            <w:tcW w:w="3516" w:type="dxa"/>
-            <w:vAlign w:val="top"/>
-          </w:tcPr>
-          <w:p>
-            <w:pPr>
-              <w:pStyle w:val="TableText"/>
-              <w:spacing w:before="0" w:after="0"/>
-              <w:rPr>
-                <w:rFonts w:ascii="Outfit" w:hAnsi="Outfit"/>
-                <w:sz w:val="18"/>
-                <w:szCs w:val="18"/>
-              </w:rPr>
-            </w:pPr>
-          </w:p>
-        </w:tc>
-        <w:tc>
-          <w:tcPr>
-            <w:tcW w:w="2948" w:type="dxa"/>
-            <w:vAlign w:val="top"/>
-          </w:tcPr>
-          <w:p>
-            <w:pPr>
-              <w:pStyle w:val="TableText"/>
-              <w:spacing w:before="0" w:after="0"/>
-              <w:rPr>
-                <w:rFonts w:ascii="Outfit" w:hAnsi="Outfit"/>
-                <w:sz w:val="18"/>
-                <w:szCs w:val="18"/>
-              </w:rPr>
-            </w:pPr>
-          </w:p>
-        </w:tc>
-        <w:tc>
-          <w:tcPr>
-            <w:tcW w:w="1332" w:type="dxa"/>
-            <w:vAlign w:val="top"/>
-          </w:tcPr>
-          <w:p>
-            <w:pPr>
-              <w:pStyle w:val="TableText"/>
-              <w:spacing w:before="0" w:after="0"/>
-              <w:jc w:val="center"/>
-              <w:rPr>
-                <w:rFonts w:ascii="Outfit" w:hAnsi="Outfit"/>
-                <w:sz w:val="18"/>
-                <w:szCs w:val="18"/>
-              </w:rPr>
-            </w:pPr>
-          </w:p>
-        </w:tc>
-      </w:tr>
-      <w:tr>
-        <w:trPr>
-          <w:trHeight w:val="190"/>
-        </w:trPr>
-        <w:tc>
-          <w:tcPr>
-            <w:tcW w:w="1838" w:type="dxa"/>
-            <w:vAlign w:val="top"/>
-          </w:tcPr>
-          <w:p>
-            <w:pPr>
-              <w:pStyle w:val="TableText"/>
-              <w:spacing w:before="0" w:after="0"/>
-              <w:rPr>
-                <w:rFonts w:ascii="Outfit" w:hAnsi="Outfit"/>
-                <w:sz w:val="18"/>
-                <w:szCs w:val="18"/>
-              </w:rPr>
-            </w:pPr>
-          </w:p>
-        </w:tc>
-        <w:tc>
-          <w:tcPr>
-            <w:tcW w:w="3516" w:type="dxa"/>
-            <w:vAlign w:val="top"/>
-          </w:tcPr>
-          <w:p>
-            <w:pPr>
-              <w:pStyle w:val="TableText"/>
-              <w:spacing w:before="0" w:after="0"/>
-              <w:rPr>
-                <w:rFonts w:ascii="Outfit" w:hAnsi="Outfit"/>
-                <w:sz w:val="18"/>
-                <w:szCs w:val="18"/>
-              </w:rPr>
-            </w:pPr>
-          </w:p>
-        </w:tc>
-        <w:tc>
-          <w:tcPr>
-            <w:tcW w:w="2948" w:type="dxa"/>
-            <w:vAlign w:val="top"/>
-          </w:tcPr>
-          <w:p>
-            <w:pPr>
-              <w:pStyle w:val="TableText"/>
-              <w:spacing w:before="0" w:after="0"/>
-              <w:rPr>
-                <w:rFonts w:ascii="Outfit" w:hAnsi="Outfit"/>
-                <w:sz w:val="18"/>
-                <w:szCs w:val="18"/>
-              </w:rPr>
-            </w:pPr>
-          </w:p>
-        </w:tc>
-        <w:tc>
-          <w:tcPr>
-            <w:tcW w:w="1332" w:type="dxa"/>
-            <w:vAlign w:val="top"/>
-          </w:tcPr>
-          <w:p>
-            <w:pPr>
-              <w:pStyle w:val="TableText"/>
-              <w:spacing w:before="0" w:after="0"/>
-              <w:jc w:val="center"/>
-              <w:rPr>
-                <w:rFonts w:ascii="Outfit" w:hAnsi="Outfit"/>
-                <w:sz w:val="18"/>
-                <w:szCs w:val="18"/>
-              </w:rPr>
-            </w:pPr>
-          </w:p>
-        </w:tc>
-      </w:tr>
-    </w:tbl>
-    <w:p>
-      <w:pPr>
         <w:spacing w:before="80" w:after="80"/>
       </w:pPr>
     </w:p>
@@ -1496,33 +308,6 @@
         </w:tc>
       </w:tr>
     </w:tbl>
-    <w:p>
-      <w:pPr>
-        <w:spacing w:before="80" w:after="80"/>
-      </w:pPr>
-    </w:p>
-    <w:p>
-      <w:pPr>
-        <w:rPr>
-          <w:b/>
-          <w:bCs/>
-          <w:color w:val="1F4E79"/>
-          <w:sz w:val="28"/>
-          <w:szCs w:val="28"/>
-        </w:rPr>
-      </w:pPr>
-      <w:r>
-        <w:br w:type="page"/>
-      </w:r>
-    </w:p>
-    <w:p>
-      <w:pPr>
-        <w:pStyle w:val="Heading1"/>
-        <w:pBdr>
-          <w:bottom w:val="single" w:sz="6" w:space="4" w:color="2E75B6"/>
-        </w:pBdr>
-      </w:pPr>
-    </w:p>
     <w:p>
       <w:pPr>
         <w:pStyle w:val="Heading1"/>
@@ -1656,8 +441,8 @@
         <w:tblLook w:val="0000" w:firstRow="0" w:lastRow="0" w:firstColumn="0" w:lastColumn="0" w:noHBand="0" w:noVBand="0"/>
       </w:tblPr>
       <w:tblGrid>
-        <w:gridCol w:w="453"/>
-        <w:gridCol w:w="8573"/>
+        <w:gridCol w:w="480"/>
+        <w:gridCol w:w="8546"/>
       </w:tblGrid>
       <w:tr>
         <w:tc>
@@ -1677,12 +462,28 @@
             </w:tcMar>
           </w:tcPr>
           <w:p>
-            <w:r>
-              <w:rPr>
-                <w:color w:val="000000"/>
-              </w:rPr>
-              <w:t>☐</w:t>
-            </w:r>
+            <w:sdt>
+              <w:sdtPr>
+                <w:rPr>
+                  <w:color w:val="000000"/>
+                </w:rPr>
+                <w:id w:val="-1953006809"/>
+                <w14:checkbox>
+                  <w14:checked w14:val="0"/>
+                  <w14:checkedState w14:val="2612" w14:font="MS Gothic"/>
+                  <w14:uncheckedState w14:val="2610" w14:font="MS Gothic"/>
+                </w14:checkbox>
+              </w:sdtPr>
+              <w:sdtContent>
+                <w:r>
+                  <w:rPr>
+                    <w:rFonts w:ascii="MS Gothic" w:eastAsia="MS Gothic" w:hAnsi="MS Gothic" w:hint="eastAsia"/>
+                    <w:color w:val="000000"/>
+                  </w:rPr>
+                  <w:t>☐</w:t>
+                </w:r>
+              </w:sdtContent>
+            </w:sdt>
           </w:p>
         </w:tc>
         <w:tc>
@@ -1729,12 +530,28 @@
             </w:tcMar>
           </w:tcPr>
           <w:p>
-            <w:r>
-              <w:rPr>
-                <w:color w:val="000000"/>
-              </w:rPr>
-              <w:t>☐</w:t>
-            </w:r>
+            <w:sdt>
+              <w:sdtPr>
+                <w:rPr>
+                  <w:color w:val="000000"/>
+                </w:rPr>
+                <w:id w:val="-31037231"/>
+                <w14:checkbox>
+                  <w14:checked w14:val="0"/>
+                  <w14:checkedState w14:val="2612" w14:font="MS Gothic"/>
+                  <w14:uncheckedState w14:val="2610" w14:font="MS Gothic"/>
+                </w14:checkbox>
+              </w:sdtPr>
+              <w:sdtContent>
+                <w:r>
+                  <w:rPr>
+                    <w:rFonts w:ascii="MS Gothic" w:eastAsia="MS Gothic" w:hAnsi="MS Gothic" w:hint="eastAsia"/>
+                    <w:color w:val="000000"/>
+                  </w:rPr>
+                  <w:t>☐</w:t>
+                </w:r>
+              </w:sdtContent>
+            </w:sdt>
           </w:p>
         </w:tc>
         <w:tc>
@@ -1781,12 +598,28 @@
             </w:tcMar>
           </w:tcPr>
           <w:p>
-            <w:r>
-              <w:rPr>
-                <w:color w:val="000000"/>
-              </w:rPr>
-              <w:t>☐</w:t>
-            </w:r>
+            <w:sdt>
+              <w:sdtPr>
+                <w:rPr>
+                  <w:color w:val="000000"/>
+                </w:rPr>
+                <w:id w:val="-2002265443"/>
+                <w14:checkbox>
+                  <w14:checked w14:val="0"/>
+                  <w14:checkedState w14:val="2612" w14:font="MS Gothic"/>
+                  <w14:uncheckedState w14:val="2610" w14:font="MS Gothic"/>
+                </w14:checkbox>
+              </w:sdtPr>
+              <w:sdtContent>
+                <w:r>
+                  <w:rPr>
+                    <w:rFonts w:ascii="MS Gothic" w:eastAsia="MS Gothic" w:hAnsi="MS Gothic" w:hint="eastAsia"/>
+                    <w:color w:val="000000"/>
+                  </w:rPr>
+                  <w:t>☐</w:t>
+                </w:r>
+              </w:sdtContent>
+            </w:sdt>
           </w:p>
         </w:tc>
         <w:tc>
@@ -1884,15 +717,7 @@
         <w:pStyle w:val="Heading2"/>
       </w:pPr>
       <w:r>
-        <w:t xml:space="preserve">What is the </w:t>
-      </w:r>
-      <w:proofErr w:type="spellStart"/>
-      <w:r>
-        <w:t>hypercare</w:t>
-      </w:r>
-      <w:proofErr w:type="spellEnd"/>
-      <w:r>
-        <w:t xml:space="preserve"> period and who retains responsibility during it?</w:t>
+        <w:t>What is the hypercare period and who retains responsibility during it?</w:t>
       </w:r>
     </w:p>
     <w:tbl>
@@ -2235,8 +1060,8 @@
         <w:tblLook w:val="0000" w:firstRow="0" w:lastRow="0" w:firstColumn="0" w:lastColumn="0" w:noHBand="0" w:noVBand="0"/>
       </w:tblPr>
       <w:tblGrid>
-        <w:gridCol w:w="453"/>
-        <w:gridCol w:w="8573"/>
+        <w:gridCol w:w="480"/>
+        <w:gridCol w:w="8546"/>
       </w:tblGrid>
       <w:tr>
         <w:tc>
@@ -2256,12 +1081,28 @@
             </w:tcMar>
           </w:tcPr>
           <w:p>
-            <w:r>
-              <w:rPr>
-                <w:color w:val="000000"/>
-              </w:rPr>
-              <w:t>☐</w:t>
-            </w:r>
+            <w:sdt>
+              <w:sdtPr>
+                <w:rPr>
+                  <w:color w:val="000000"/>
+                </w:rPr>
+                <w:id w:val="355547590"/>
+                <w14:checkbox>
+                  <w14:checked w14:val="0"/>
+                  <w14:checkedState w14:val="2612" w14:font="MS Gothic"/>
+                  <w14:uncheckedState w14:val="2610" w14:font="MS Gothic"/>
+                </w14:checkbox>
+              </w:sdtPr>
+              <w:sdtContent>
+                <w:r>
+                  <w:rPr>
+                    <w:rFonts w:ascii="MS Gothic" w:eastAsia="MS Gothic" w:hAnsi="MS Gothic" w:hint="eastAsia"/>
+                    <w:color w:val="000000"/>
+                  </w:rPr>
+                  <w:t>☐</w:t>
+                </w:r>
+              </w:sdtContent>
+            </w:sdt>
           </w:p>
         </w:tc>
         <w:tc>
@@ -2308,12 +1149,28 @@
             </w:tcMar>
           </w:tcPr>
           <w:p>
-            <w:r>
-              <w:rPr>
-                <w:color w:val="000000"/>
-              </w:rPr>
-              <w:t>☐</w:t>
-            </w:r>
+            <w:sdt>
+              <w:sdtPr>
+                <w:rPr>
+                  <w:color w:val="000000"/>
+                </w:rPr>
+                <w:id w:val="-888109141"/>
+                <w14:checkbox>
+                  <w14:checked w14:val="0"/>
+                  <w14:checkedState w14:val="2612" w14:font="MS Gothic"/>
+                  <w14:uncheckedState w14:val="2610" w14:font="MS Gothic"/>
+                </w14:checkbox>
+              </w:sdtPr>
+              <w:sdtContent>
+                <w:r>
+                  <w:rPr>
+                    <w:rFonts w:ascii="MS Gothic" w:eastAsia="MS Gothic" w:hAnsi="MS Gothic" w:hint="eastAsia"/>
+                    <w:color w:val="000000"/>
+                  </w:rPr>
+                  <w:t>☐</w:t>
+                </w:r>
+              </w:sdtContent>
+            </w:sdt>
           </w:p>
         </w:tc>
         <w:tc>
@@ -2360,12 +1217,28 @@
             </w:tcMar>
           </w:tcPr>
           <w:p>
-            <w:r>
-              <w:rPr>
-                <w:color w:val="000000"/>
-              </w:rPr>
-              <w:t>☐</w:t>
-            </w:r>
+            <w:sdt>
+              <w:sdtPr>
+                <w:rPr>
+                  <w:color w:val="000000"/>
+                </w:rPr>
+                <w:id w:val="-797294273"/>
+                <w14:checkbox>
+                  <w14:checked w14:val="0"/>
+                  <w14:checkedState w14:val="2612" w14:font="MS Gothic"/>
+                  <w14:uncheckedState w14:val="2610" w14:font="MS Gothic"/>
+                </w14:checkbox>
+              </w:sdtPr>
+              <w:sdtContent>
+                <w:r>
+                  <w:rPr>
+                    <w:rFonts w:ascii="MS Gothic" w:eastAsia="MS Gothic" w:hAnsi="MS Gothic" w:hint="eastAsia"/>
+                    <w:color w:val="000000"/>
+                  </w:rPr>
+                  <w:t>☐</w:t>
+                </w:r>
+              </w:sdtContent>
+            </w:sdt>
           </w:p>
         </w:tc>
         <w:tc>
@@ -2484,8 +1357,8 @@
         <w:tblLook w:val="0000" w:firstRow="0" w:lastRow="0" w:firstColumn="0" w:lastColumn="0" w:noHBand="0" w:noVBand="0"/>
       </w:tblPr>
       <w:tblGrid>
-        <w:gridCol w:w="453"/>
-        <w:gridCol w:w="8573"/>
+        <w:gridCol w:w="480"/>
+        <w:gridCol w:w="8546"/>
       </w:tblGrid>
       <w:tr>
         <w:tc>
@@ -2505,12 +1378,28 @@
             </w:tcMar>
           </w:tcPr>
           <w:p>
-            <w:r>
-              <w:rPr>
-                <w:color w:val="000000"/>
-              </w:rPr>
-              <w:t>☐</w:t>
-            </w:r>
+            <w:sdt>
+              <w:sdtPr>
+                <w:rPr>
+                  <w:color w:val="000000"/>
+                </w:rPr>
+                <w:id w:val="1288234784"/>
+                <w14:checkbox>
+                  <w14:checked w14:val="0"/>
+                  <w14:checkedState w14:val="2612" w14:font="MS Gothic"/>
+                  <w14:uncheckedState w14:val="2610" w14:font="MS Gothic"/>
+                </w14:checkbox>
+              </w:sdtPr>
+              <w:sdtContent>
+                <w:r>
+                  <w:rPr>
+                    <w:rFonts w:ascii="MS Gothic" w:eastAsia="MS Gothic" w:hAnsi="MS Gothic" w:hint="eastAsia"/>
+                    <w:color w:val="000000"/>
+                  </w:rPr>
+                  <w:t>☐</w:t>
+                </w:r>
+              </w:sdtContent>
+            </w:sdt>
           </w:p>
         </w:tc>
         <w:tc>
@@ -2557,12 +1446,28 @@
             </w:tcMar>
           </w:tcPr>
           <w:p>
-            <w:r>
-              <w:rPr>
-                <w:color w:val="000000"/>
-              </w:rPr>
-              <w:t>☐</w:t>
-            </w:r>
+            <w:sdt>
+              <w:sdtPr>
+                <w:rPr>
+                  <w:color w:val="000000"/>
+                </w:rPr>
+                <w:id w:val="-1114279844"/>
+                <w14:checkbox>
+                  <w14:checked w14:val="0"/>
+                  <w14:checkedState w14:val="2612" w14:font="MS Gothic"/>
+                  <w14:uncheckedState w14:val="2610" w14:font="MS Gothic"/>
+                </w14:checkbox>
+              </w:sdtPr>
+              <w:sdtContent>
+                <w:r>
+                  <w:rPr>
+                    <w:rFonts w:ascii="MS Gothic" w:eastAsia="MS Gothic" w:hAnsi="MS Gothic" w:hint="eastAsia"/>
+                    <w:color w:val="000000"/>
+                  </w:rPr>
+                  <w:t>☐</w:t>
+                </w:r>
+              </w:sdtContent>
+            </w:sdt>
           </w:p>
         </w:tc>
         <w:tc>
@@ -2609,12 +1514,28 @@
             </w:tcMar>
           </w:tcPr>
           <w:p>
-            <w:r>
-              <w:rPr>
-                <w:color w:val="000000"/>
-              </w:rPr>
-              <w:t>☐</w:t>
-            </w:r>
+            <w:sdt>
+              <w:sdtPr>
+                <w:rPr>
+                  <w:color w:val="000000"/>
+                </w:rPr>
+                <w:id w:val="-1765838876"/>
+                <w14:checkbox>
+                  <w14:checked w14:val="0"/>
+                  <w14:checkedState w14:val="2612" w14:font="MS Gothic"/>
+                  <w14:uncheckedState w14:val="2610" w14:font="MS Gothic"/>
+                </w14:checkbox>
+              </w:sdtPr>
+              <w:sdtContent>
+                <w:r>
+                  <w:rPr>
+                    <w:rFonts w:ascii="MS Gothic" w:eastAsia="MS Gothic" w:hAnsi="MS Gothic" w:hint="eastAsia"/>
+                    <w:color w:val="000000"/>
+                  </w:rPr>
+                  <w:t>☐</w:t>
+                </w:r>
+              </w:sdtContent>
+            </w:sdt>
           </w:p>
         </w:tc>
         <w:tc>
@@ -3111,8 +2032,8 @@
         <w:tblLook w:val="0000" w:firstRow="0" w:lastRow="0" w:firstColumn="0" w:lastColumn="0" w:noHBand="0" w:noVBand="0"/>
       </w:tblPr>
       <w:tblGrid>
-        <w:gridCol w:w="453"/>
-        <w:gridCol w:w="8578"/>
+        <w:gridCol w:w="480"/>
+        <w:gridCol w:w="8551"/>
       </w:tblGrid>
       <w:tr>
         <w:tc>
@@ -3132,12 +2053,28 @@
             </w:tcMar>
           </w:tcPr>
           <w:p>
-            <w:r>
-              <w:rPr>
-                <w:color w:val="000000"/>
-              </w:rPr>
-              <w:t>☐</w:t>
-            </w:r>
+            <w:sdt>
+              <w:sdtPr>
+                <w:rPr>
+                  <w:color w:val="000000"/>
+                </w:rPr>
+                <w:id w:val="-1600167773"/>
+                <w14:checkbox>
+                  <w14:checked w14:val="0"/>
+                  <w14:checkedState w14:val="2612" w14:font="MS Gothic"/>
+                  <w14:uncheckedState w14:val="2610" w14:font="MS Gothic"/>
+                </w14:checkbox>
+              </w:sdtPr>
+              <w:sdtContent>
+                <w:r>
+                  <w:rPr>
+                    <w:rFonts w:ascii="MS Gothic" w:eastAsia="MS Gothic" w:hAnsi="MS Gothic" w:hint="eastAsia"/>
+                    <w:color w:val="000000"/>
+                  </w:rPr>
+                  <w:t>☐</w:t>
+                </w:r>
+              </w:sdtContent>
+            </w:sdt>
           </w:p>
         </w:tc>
         <w:tc>
@@ -3184,12 +2121,28 @@
             </w:tcMar>
           </w:tcPr>
           <w:p>
-            <w:r>
-              <w:rPr>
-                <w:color w:val="000000"/>
-              </w:rPr>
-              <w:t>☐</w:t>
-            </w:r>
+            <w:sdt>
+              <w:sdtPr>
+                <w:rPr>
+                  <w:color w:val="000000"/>
+                </w:rPr>
+                <w:id w:val="338439180"/>
+                <w14:checkbox>
+                  <w14:checked w14:val="0"/>
+                  <w14:checkedState w14:val="2612" w14:font="MS Gothic"/>
+                  <w14:uncheckedState w14:val="2610" w14:font="MS Gothic"/>
+                </w14:checkbox>
+              </w:sdtPr>
+              <w:sdtContent>
+                <w:r>
+                  <w:rPr>
+                    <w:rFonts w:ascii="MS Gothic" w:eastAsia="MS Gothic" w:hAnsi="MS Gothic" w:hint="eastAsia"/>
+                    <w:color w:val="000000"/>
+                  </w:rPr>
+                  <w:t>☐</w:t>
+                </w:r>
+              </w:sdtContent>
+            </w:sdt>
           </w:p>
         </w:tc>
         <w:tc>
@@ -3236,12 +2189,28 @@
             </w:tcMar>
           </w:tcPr>
           <w:p>
-            <w:r>
-              <w:rPr>
-                <w:color w:val="000000"/>
-              </w:rPr>
-              <w:t>☐</w:t>
-            </w:r>
+            <w:sdt>
+              <w:sdtPr>
+                <w:rPr>
+                  <w:color w:val="000000"/>
+                </w:rPr>
+                <w:id w:val="-163250565"/>
+                <w14:checkbox>
+                  <w14:checked w14:val="0"/>
+                  <w14:checkedState w14:val="2612" w14:font="MS Gothic"/>
+                  <w14:uncheckedState w14:val="2610" w14:font="MS Gothic"/>
+                </w14:checkbox>
+              </w:sdtPr>
+              <w:sdtContent>
+                <w:r>
+                  <w:rPr>
+                    <w:rFonts w:ascii="MS Gothic" w:eastAsia="MS Gothic" w:hAnsi="MS Gothic" w:hint="eastAsia"/>
+                    <w:color w:val="000000"/>
+                  </w:rPr>
+                  <w:t>☐</w:t>
+                </w:r>
+              </w:sdtContent>
+            </w:sdt>
           </w:p>
         </w:tc>
         <w:tc>
@@ -3360,8 +2329,8 @@
         <w:tblLook w:val="0000" w:firstRow="0" w:lastRow="0" w:firstColumn="0" w:lastColumn="0" w:noHBand="0" w:noVBand="0"/>
       </w:tblPr>
       <w:tblGrid>
-        <w:gridCol w:w="453"/>
-        <w:gridCol w:w="8573"/>
+        <w:gridCol w:w="480"/>
+        <w:gridCol w:w="8546"/>
       </w:tblGrid>
       <w:tr>
         <w:tc>
@@ -3381,12 +2350,28 @@
             </w:tcMar>
           </w:tcPr>
           <w:p>
-            <w:r>
-              <w:rPr>
-                <w:color w:val="000000"/>
-              </w:rPr>
-              <w:t>☐</w:t>
-            </w:r>
+            <w:sdt>
+              <w:sdtPr>
+                <w:rPr>
+                  <w:color w:val="000000"/>
+                </w:rPr>
+                <w:id w:val="-1090381877"/>
+                <w14:checkbox>
+                  <w14:checked w14:val="0"/>
+                  <w14:checkedState w14:val="2612" w14:font="MS Gothic"/>
+                  <w14:uncheckedState w14:val="2610" w14:font="MS Gothic"/>
+                </w14:checkbox>
+              </w:sdtPr>
+              <w:sdtContent>
+                <w:r>
+                  <w:rPr>
+                    <w:rFonts w:ascii="MS Gothic" w:eastAsia="MS Gothic" w:hAnsi="MS Gothic" w:hint="eastAsia"/>
+                    <w:color w:val="000000"/>
+                  </w:rPr>
+                  <w:t>☐</w:t>
+                </w:r>
+              </w:sdtContent>
+            </w:sdt>
           </w:p>
         </w:tc>
         <w:tc>
@@ -3433,12 +2418,28 @@
             </w:tcMar>
           </w:tcPr>
           <w:p>
-            <w:r>
-              <w:rPr>
-                <w:color w:val="000000"/>
-              </w:rPr>
-              <w:t>☐</w:t>
-            </w:r>
+            <w:sdt>
+              <w:sdtPr>
+                <w:rPr>
+                  <w:color w:val="000000"/>
+                </w:rPr>
+                <w:id w:val="-1473969295"/>
+                <w14:checkbox>
+                  <w14:checked w14:val="0"/>
+                  <w14:checkedState w14:val="2612" w14:font="MS Gothic"/>
+                  <w14:uncheckedState w14:val="2610" w14:font="MS Gothic"/>
+                </w14:checkbox>
+              </w:sdtPr>
+              <w:sdtContent>
+                <w:r>
+                  <w:rPr>
+                    <w:rFonts w:ascii="MS Gothic" w:eastAsia="MS Gothic" w:hAnsi="MS Gothic" w:hint="eastAsia"/>
+                    <w:color w:val="000000"/>
+                  </w:rPr>
+                  <w:t>☐</w:t>
+                </w:r>
+              </w:sdtContent>
+            </w:sdt>
           </w:p>
         </w:tc>
         <w:tc>
@@ -3485,12 +2486,28 @@
             </w:tcMar>
           </w:tcPr>
           <w:p>
-            <w:r>
-              <w:rPr>
-                <w:color w:val="000000"/>
-              </w:rPr>
-              <w:t>☐</w:t>
-            </w:r>
+            <w:sdt>
+              <w:sdtPr>
+                <w:rPr>
+                  <w:color w:val="000000"/>
+                </w:rPr>
+                <w:id w:val="-190764020"/>
+                <w14:checkbox>
+                  <w14:checked w14:val="0"/>
+                  <w14:checkedState w14:val="2612" w14:font="MS Gothic"/>
+                  <w14:uncheckedState w14:val="2610" w14:font="MS Gothic"/>
+                </w14:checkbox>
+              </w:sdtPr>
+              <w:sdtContent>
+                <w:r>
+                  <w:rPr>
+                    <w:rFonts w:ascii="MS Gothic" w:eastAsia="MS Gothic" w:hAnsi="MS Gothic" w:hint="eastAsia"/>
+                    <w:color w:val="000000"/>
+                  </w:rPr>
+                  <w:t>☐</w:t>
+                </w:r>
+              </w:sdtContent>
+            </w:sdt>
           </w:p>
         </w:tc>
         <w:tc>
@@ -3732,8 +2749,8 @@
         <w:tblLook w:val="0000" w:firstRow="0" w:lastRow="0" w:firstColumn="0" w:lastColumn="0" w:noHBand="0" w:noVBand="0"/>
       </w:tblPr>
       <w:tblGrid>
-        <w:gridCol w:w="453"/>
-        <w:gridCol w:w="8573"/>
+        <w:gridCol w:w="480"/>
+        <w:gridCol w:w="8546"/>
       </w:tblGrid>
       <w:tr>
         <w:tc>
@@ -3753,12 +2770,28 @@
             </w:tcMar>
           </w:tcPr>
           <w:p>
-            <w:r>
-              <w:rPr>
-                <w:color w:val="000000"/>
-              </w:rPr>
-              <w:t>☐</w:t>
-            </w:r>
+            <w:sdt>
+              <w:sdtPr>
+                <w:rPr>
+                  <w:color w:val="000000"/>
+                </w:rPr>
+                <w:id w:val="756324304"/>
+                <w14:checkbox>
+                  <w14:checked w14:val="0"/>
+                  <w14:checkedState w14:val="2612" w14:font="MS Gothic"/>
+                  <w14:uncheckedState w14:val="2610" w14:font="MS Gothic"/>
+                </w14:checkbox>
+              </w:sdtPr>
+              <w:sdtContent>
+                <w:r>
+                  <w:rPr>
+                    <w:rFonts w:ascii="MS Gothic" w:eastAsia="MS Gothic" w:hAnsi="MS Gothic" w:hint="eastAsia"/>
+                    <w:color w:val="000000"/>
+                  </w:rPr>
+                  <w:t>☐</w:t>
+                </w:r>
+              </w:sdtContent>
+            </w:sdt>
           </w:p>
         </w:tc>
         <w:tc>
@@ -3805,12 +2838,28 @@
             </w:tcMar>
           </w:tcPr>
           <w:p>
-            <w:r>
-              <w:rPr>
-                <w:color w:val="000000"/>
-              </w:rPr>
-              <w:t>☐</w:t>
-            </w:r>
+            <w:sdt>
+              <w:sdtPr>
+                <w:rPr>
+                  <w:color w:val="000000"/>
+                </w:rPr>
+                <w:id w:val="1728338173"/>
+                <w14:checkbox>
+                  <w14:checked w14:val="0"/>
+                  <w14:checkedState w14:val="2612" w14:font="MS Gothic"/>
+                  <w14:uncheckedState w14:val="2610" w14:font="MS Gothic"/>
+                </w14:checkbox>
+              </w:sdtPr>
+              <w:sdtContent>
+                <w:r>
+                  <w:rPr>
+                    <w:rFonts w:ascii="MS Gothic" w:eastAsia="MS Gothic" w:hAnsi="MS Gothic" w:hint="eastAsia"/>
+                    <w:color w:val="000000"/>
+                  </w:rPr>
+                  <w:t>☐</w:t>
+                </w:r>
+              </w:sdtContent>
+            </w:sdt>
           </w:p>
         </w:tc>
         <w:tc>
@@ -3857,12 +2906,28 @@
             </w:tcMar>
           </w:tcPr>
           <w:p>
-            <w:r>
-              <w:rPr>
-                <w:color w:val="000000"/>
-              </w:rPr>
-              <w:t>☐</w:t>
-            </w:r>
+            <w:sdt>
+              <w:sdtPr>
+                <w:rPr>
+                  <w:color w:val="000000"/>
+                </w:rPr>
+                <w:id w:val="196897728"/>
+                <w14:checkbox>
+                  <w14:checked w14:val="0"/>
+                  <w14:checkedState w14:val="2612" w14:font="MS Gothic"/>
+                  <w14:uncheckedState w14:val="2610" w14:font="MS Gothic"/>
+                </w14:checkbox>
+              </w:sdtPr>
+              <w:sdtContent>
+                <w:r>
+                  <w:rPr>
+                    <w:rFonts w:ascii="MS Gothic" w:eastAsia="MS Gothic" w:hAnsi="MS Gothic" w:hint="eastAsia"/>
+                    <w:color w:val="000000"/>
+                  </w:rPr>
+                  <w:t>☐</w:t>
+                </w:r>
+              </w:sdtContent>
+            </w:sdt>
           </w:p>
         </w:tc>
         <w:tc>
@@ -3981,8 +3046,8 @@
         <w:tblLook w:val="0000" w:firstRow="0" w:lastRow="0" w:firstColumn="0" w:lastColumn="0" w:noHBand="0" w:noVBand="0"/>
       </w:tblPr>
       <w:tblGrid>
-        <w:gridCol w:w="453"/>
-        <w:gridCol w:w="8573"/>
+        <w:gridCol w:w="480"/>
+        <w:gridCol w:w="8546"/>
       </w:tblGrid>
       <w:tr>
         <w:tc>
@@ -4002,12 +3067,28 @@
             </w:tcMar>
           </w:tcPr>
           <w:p>
-            <w:r>
-              <w:rPr>
-                <w:color w:val="000000"/>
-              </w:rPr>
-              <w:t>☐</w:t>
-            </w:r>
+            <w:sdt>
+              <w:sdtPr>
+                <w:rPr>
+                  <w:color w:val="000000"/>
+                </w:rPr>
+                <w:id w:val="-363831174"/>
+                <w14:checkbox>
+                  <w14:checked w14:val="0"/>
+                  <w14:checkedState w14:val="2612" w14:font="MS Gothic"/>
+                  <w14:uncheckedState w14:val="2610" w14:font="MS Gothic"/>
+                </w14:checkbox>
+              </w:sdtPr>
+              <w:sdtContent>
+                <w:r>
+                  <w:rPr>
+                    <w:rFonts w:ascii="MS Gothic" w:eastAsia="MS Gothic" w:hAnsi="MS Gothic" w:hint="eastAsia"/>
+                    <w:color w:val="000000"/>
+                  </w:rPr>
+                  <w:t>☐</w:t>
+                </w:r>
+              </w:sdtContent>
+            </w:sdt>
           </w:p>
         </w:tc>
         <w:tc>
@@ -4054,12 +3135,28 @@
             </w:tcMar>
           </w:tcPr>
           <w:p>
-            <w:r>
-              <w:rPr>
-                <w:color w:val="000000"/>
-              </w:rPr>
-              <w:t>☐</w:t>
-            </w:r>
+            <w:sdt>
+              <w:sdtPr>
+                <w:rPr>
+                  <w:color w:val="000000"/>
+                </w:rPr>
+                <w:id w:val="1211299840"/>
+                <w14:checkbox>
+                  <w14:checked w14:val="0"/>
+                  <w14:checkedState w14:val="2612" w14:font="MS Gothic"/>
+                  <w14:uncheckedState w14:val="2610" w14:font="MS Gothic"/>
+                </w14:checkbox>
+              </w:sdtPr>
+              <w:sdtContent>
+                <w:r>
+                  <w:rPr>
+                    <w:rFonts w:ascii="MS Gothic" w:eastAsia="MS Gothic" w:hAnsi="MS Gothic" w:hint="eastAsia"/>
+                    <w:color w:val="000000"/>
+                  </w:rPr>
+                  <w:t>☐</w:t>
+                </w:r>
+              </w:sdtContent>
+            </w:sdt>
           </w:p>
         </w:tc>
         <w:tc>
@@ -4106,12 +3203,28 @@
             </w:tcMar>
           </w:tcPr>
           <w:p>
-            <w:r>
-              <w:rPr>
-                <w:color w:val="000000"/>
-              </w:rPr>
-              <w:t>☐</w:t>
-            </w:r>
+            <w:sdt>
+              <w:sdtPr>
+                <w:rPr>
+                  <w:color w:val="000000"/>
+                </w:rPr>
+                <w:id w:val="-912549361"/>
+                <w14:checkbox>
+                  <w14:checked w14:val="0"/>
+                  <w14:checkedState w14:val="2612" w14:font="MS Gothic"/>
+                  <w14:uncheckedState w14:val="2610" w14:font="MS Gothic"/>
+                </w14:checkbox>
+              </w:sdtPr>
+              <w:sdtContent>
+                <w:r>
+                  <w:rPr>
+                    <w:rFonts w:ascii="MS Gothic" w:eastAsia="MS Gothic" w:hAnsi="MS Gothic" w:hint="eastAsia"/>
+                    <w:color w:val="000000"/>
+                  </w:rPr>
+                  <w:t>☐</w:t>
+                </w:r>
+              </w:sdtContent>
+            </w:sdt>
           </w:p>
         </w:tc>
         <w:tc>
@@ -4230,8 +3343,8 @@
         <w:tblLook w:val="0000" w:firstRow="0" w:lastRow="0" w:firstColumn="0" w:lastColumn="0" w:noHBand="0" w:noVBand="0"/>
       </w:tblPr>
       <w:tblGrid>
-        <w:gridCol w:w="453"/>
-        <w:gridCol w:w="8573"/>
+        <w:gridCol w:w="480"/>
+        <w:gridCol w:w="8546"/>
       </w:tblGrid>
       <w:tr>
         <w:tc>
@@ -4251,12 +3364,28 @@
             </w:tcMar>
           </w:tcPr>
           <w:p>
-            <w:r>
-              <w:rPr>
-                <w:color w:val="000000"/>
-              </w:rPr>
-              <w:t>☐</w:t>
-            </w:r>
+            <w:sdt>
+              <w:sdtPr>
+                <w:rPr>
+                  <w:color w:val="000000"/>
+                </w:rPr>
+                <w:id w:val="189654129"/>
+                <w14:checkbox>
+                  <w14:checked w14:val="0"/>
+                  <w14:checkedState w14:val="2612" w14:font="MS Gothic"/>
+                  <w14:uncheckedState w14:val="2610" w14:font="MS Gothic"/>
+                </w14:checkbox>
+              </w:sdtPr>
+              <w:sdtContent>
+                <w:r>
+                  <w:rPr>
+                    <w:rFonts w:ascii="MS Gothic" w:eastAsia="MS Gothic" w:hAnsi="MS Gothic" w:hint="eastAsia"/>
+                    <w:color w:val="000000"/>
+                  </w:rPr>
+                  <w:t>☐</w:t>
+                </w:r>
+              </w:sdtContent>
+            </w:sdt>
           </w:p>
         </w:tc>
         <w:tc>
@@ -4303,12 +3432,28 @@
             </w:tcMar>
           </w:tcPr>
           <w:p>
-            <w:r>
-              <w:rPr>
-                <w:color w:val="000000"/>
-              </w:rPr>
-              <w:t>☐</w:t>
-            </w:r>
+            <w:sdt>
+              <w:sdtPr>
+                <w:rPr>
+                  <w:color w:val="000000"/>
+                </w:rPr>
+                <w:id w:val="798040413"/>
+                <w14:checkbox>
+                  <w14:checked w14:val="0"/>
+                  <w14:checkedState w14:val="2612" w14:font="MS Gothic"/>
+                  <w14:uncheckedState w14:val="2610" w14:font="MS Gothic"/>
+                </w14:checkbox>
+              </w:sdtPr>
+              <w:sdtContent>
+                <w:r>
+                  <w:rPr>
+                    <w:rFonts w:ascii="MS Gothic" w:eastAsia="MS Gothic" w:hAnsi="MS Gothic" w:hint="eastAsia"/>
+                    <w:color w:val="000000"/>
+                  </w:rPr>
+                  <w:t>☐</w:t>
+                </w:r>
+              </w:sdtContent>
+            </w:sdt>
           </w:p>
         </w:tc>
         <w:tc>
@@ -4355,12 +3500,28 @@
             </w:tcMar>
           </w:tcPr>
           <w:p>
-            <w:r>
-              <w:rPr>
-                <w:color w:val="000000"/>
-              </w:rPr>
-              <w:t>☐</w:t>
-            </w:r>
+            <w:sdt>
+              <w:sdtPr>
+                <w:rPr>
+                  <w:color w:val="000000"/>
+                </w:rPr>
+                <w:id w:val="-1212883064"/>
+                <w14:checkbox>
+                  <w14:checked w14:val="0"/>
+                  <w14:checkedState w14:val="2612" w14:font="MS Gothic"/>
+                  <w14:uncheckedState w14:val="2610" w14:font="MS Gothic"/>
+                </w14:checkbox>
+              </w:sdtPr>
+              <w:sdtContent>
+                <w:r>
+                  <w:rPr>
+                    <w:rFonts w:ascii="MS Gothic" w:eastAsia="MS Gothic" w:hAnsi="MS Gothic" w:hint="eastAsia"/>
+                    <w:color w:val="000000"/>
+                  </w:rPr>
+                  <w:t>☐</w:t>
+                </w:r>
+              </w:sdtContent>
+            </w:sdt>
           </w:p>
         </w:tc>
         <w:tc>
@@ -4407,12 +3568,28 @@
             </w:tcMar>
           </w:tcPr>
           <w:p>
-            <w:r>
-              <w:rPr>
-                <w:color w:val="000000"/>
-              </w:rPr>
-              <w:t>☐</w:t>
-            </w:r>
+            <w:sdt>
+              <w:sdtPr>
+                <w:rPr>
+                  <w:color w:val="000000"/>
+                </w:rPr>
+                <w:id w:val="477416933"/>
+                <w14:checkbox>
+                  <w14:checked w14:val="0"/>
+                  <w14:checkedState w14:val="2612" w14:font="MS Gothic"/>
+                  <w14:uncheckedState w14:val="2610" w14:font="MS Gothic"/>
+                </w14:checkbox>
+              </w:sdtPr>
+              <w:sdtContent>
+                <w:r>
+                  <w:rPr>
+                    <w:rFonts w:ascii="MS Gothic" w:eastAsia="MS Gothic" w:hAnsi="MS Gothic" w:hint="eastAsia"/>
+                    <w:color w:val="000000"/>
+                  </w:rPr>
+                  <w:t>☐</w:t>
+                </w:r>
+              </w:sdtContent>
+            </w:sdt>
           </w:p>
         </w:tc>
         <w:tc>
@@ -4615,19 +3792,11 @@
             </w:tcMar>
           </w:tcPr>
           <w:p>
-            <w:proofErr w:type="gramStart"/>
-            <w:r>
-              <w:rPr>
-                <w:color w:val="000000"/>
-              </w:rPr>
-              <w:t>Yes</w:t>
-            </w:r>
-            <w:proofErr w:type="gramEnd"/>
-            <w:r>
-              <w:rPr>
-                <w:color w:val="000000"/>
-              </w:rPr>
-              <w:t xml:space="preserve"> risks logged in register</w:t>
+            <w:r>
+              <w:rPr>
+                <w:color w:val="000000"/>
+              </w:rPr>
+              <w:t>Yes risks logged in register</w:t>
             </w:r>
           </w:p>
         </w:tc>
@@ -9045,6 +8214,15 @@
 </file>
 
 <file path=customXml/item1.xml><?xml version="1.0" encoding="utf-8"?>
+<?mso-contentType ?>
+<FormTemplates xmlns="http://schemas.microsoft.com/sharepoint/v3/contenttype/forms">
+  <Display>DocumentLibraryForm</Display>
+  <Edit>DocumentLibraryForm</Edit>
+  <New>DocumentLibraryForm</New>
+</FormTemplates>
+</file>
+
+<file path=customXml/item2.xml><?xml version="1.0" encoding="utf-8"?>
 <ct:contentTypeSchema xmlns:ct="http://schemas.microsoft.com/office/2006/metadata/contentType" xmlns:ma="http://schemas.microsoft.com/office/2006/metadata/properties/metaAttributes" ct:_="" ma:_="" ma:contentTypeName="Document" ma:contentTypeID="0x0101003C8137F98A388347AFFE200766B4632E" ma:contentTypeVersion="11" ma:contentTypeDescription="Create a new document." ma:contentTypeScope="" ma:versionID="2213e58e89dc2bfdcd21efb9d1347b7b">
   <xsd:schema xmlns:xsd="http://www.w3.org/2001/XMLSchema" xmlns:xs="http://www.w3.org/2001/XMLSchema" xmlns:p="http://schemas.microsoft.com/office/2006/metadata/properties" xmlns:ns2="d3c05ff7-7000-40cd-ac1a-680341d8190d" xmlns:ns3="02415fe2-b711-40a7-9448-6741ad12d5f3" targetNamespace="http://schemas.microsoft.com/office/2006/metadata/properties" ma:root="true" ma:fieldsID="afa42ab5b510e1b963da93a757b47059" ns2:_="" ns3:_="">
     <xsd:import namespace="d3c05ff7-7000-40cd-ac1a-680341d8190d"/>
@@ -9239,7 +8417,7 @@
 </ct:contentTypeSchema>
 </file>
 
-<file path=customXml/item2.xml><?xml version="1.0" encoding="utf-8"?>
+<file path=customXml/item3.xml><?xml version="1.0" encoding="utf-8"?>
 <p:properties xmlns:p="http://schemas.microsoft.com/office/2006/metadata/properties" xmlns:xsi="http://www.w3.org/2001/XMLSchema-instance" xmlns:pc="http://schemas.microsoft.com/office/infopath/2007/PartnerControls">
   <documentManagement>
     <TaxCatchAll xmlns="02415fe2-b711-40a7-9448-6741ad12d5f3" xsi:nil="true"/>
@@ -9250,16 +8428,15 @@
 </p:properties>
 </file>
 
-<file path=customXml/item3.xml><?xml version="1.0" encoding="utf-8"?>
-<?mso-contentType ?>
-<FormTemplates xmlns="http://schemas.microsoft.com/sharepoint/v3/contenttype/forms">
-  <Display>DocumentLibraryForm</Display>
-  <Edit>DocumentLibraryForm</Edit>
-  <New>DocumentLibraryForm</New>
-</FormTemplates>
+<file path=customXml/itemProps1.xml><?xml version="1.0" encoding="utf-8"?>
+<ds:datastoreItem xmlns:ds="http://schemas.openxmlformats.org/officeDocument/2006/customXml" ds:itemID="{2B1FBD36-5B97-4850-908F-8D68F93BAB35}">
+  <ds:schemaRefs>
+    <ds:schemaRef ds:uri="http://schemas.microsoft.com/sharepoint/v3/contenttype/forms"/>
+  </ds:schemaRefs>
+</ds:datastoreItem>
 </file>
 
-<file path=customXml/itemProps1.xml><?xml version="1.0" encoding="utf-8"?>
+<file path=customXml/itemProps2.xml><?xml version="1.0" encoding="utf-8"?>
 <ds:datastoreItem xmlns:ds="http://schemas.openxmlformats.org/officeDocument/2006/customXml" ds:itemID="{B78D9FD0-37C8-4F78-8034-1A0D4030F9DD}">
   <ds:schemaRefs>
     <ds:schemaRef ds:uri="http://schemas.microsoft.com/office/2006/metadata/contentType"/>
@@ -9278,7 +8455,7 @@
 </ds:datastoreItem>
 </file>
 
-<file path=customXml/itemProps2.xml><?xml version="1.0" encoding="utf-8"?>
+<file path=customXml/itemProps3.xml><?xml version="1.0" encoding="utf-8"?>
 <ds:datastoreItem xmlns:ds="http://schemas.openxmlformats.org/officeDocument/2006/customXml" ds:itemID="{DFC97867-FB29-4C90-927D-BE8EEF54C6FE}">
   <ds:schemaRefs>
     <ds:schemaRef ds:uri="http://schemas.microsoft.com/office/2006/metadata/properties"/>
@@ -9289,14 +8466,6 @@
 </ds:datastoreItem>
 </file>
 
-<file path=customXml/itemProps3.xml><?xml version="1.0" encoding="utf-8"?>
-<ds:datastoreItem xmlns:ds="http://schemas.openxmlformats.org/officeDocument/2006/customXml" ds:itemID="{2B1FBD36-5B97-4850-908F-8D68F93BAB35}">
-  <ds:schemaRefs>
-    <ds:schemaRef ds:uri="http://schemas.microsoft.com/sharepoint/v3/contenttype/forms"/>
-  </ds:schemaRefs>
-</ds:datastoreItem>
-</file>
-
 <file path=docMetadata/LabelInfo.xml><?xml version="1.0" encoding="utf-8"?>
 <clbl:labelList xmlns:clbl="http://schemas.microsoft.com/office/2020/mipLabelMetadata">
   <clbl:label id="{d9941682-ce72-4f25-adde-85bbc56d367b}" enabled="0" method="" siteId="{d9941682-ce72-4f25-adde-85bbc56d367b}" removed="1"/>
